--- a/hit-catalogue/CY5/rationale.docx
+++ b/hit-catalogue/CY5/rationale.docx
@@ -13,7 +13,7 @@
           <w:sz w:val="28"/>
           <w:rtl/>
         </w:rPr>
-        <w:t>מסמך רציונל לקורס בלוקצ'יין חזון ופרקטיקה</w:t>
+        <w:t>מסמך רציונל לקורס בלוקצ'יין ומערכות קריפטוגרפיות מבוזרות</w:t>
       </w:r>
     </w:p>
     <w:p>
@@ -24,7 +24,7 @@
         <w:rPr>
           <w:b/>
         </w:rPr>
-        <w:t>Blockchain &amp; Decentralized Systems</w:t>
+        <w:t>Blockchain and Decentralized Cryptographic Systems</w:t>
       </w:r>
     </w:p>
     <w:p>
@@ -50,7 +50,7 @@
           <w:b w:val="0"/>
           <w:rtl/>
         </w:rPr>
-        <w:t>הקורס משמר את הראייה הרחבה של בלוקצ'יין חזון ופרקטיקה, כולל שוק הקריפטו, ICO, Ethereum, DApps, רשתות חלופיות ויישומי עולם אמיתי, ומעדכן אותה בפרקטיקות הנדרשות כיום: בדיקות חוזים חכמים, fuzzing, static analysis, ביקורת קוד, ניתוח התקפות reentrancy, oracle ו-flash loan, ושימוש בכלים מודרניים כמו Foundry, Hardhat, Slither, Echidna, Tenderly, IPFS ו-Chainlink.</w:t>
+        <w:t>הקורס משמר ראייה רחבה של תשתיות ופרקטיקה בבלוקצ'יין, כולל שוק הקריפטו, ICO, Ethereum, DApps, רשתות חלופיות ויישומי עולם אמיתי, ומעדכן אותה בפרקטיקות הנדרשות כיום: בדיקות חוזים חכמים, fuzzing, static analysis, ביקורת קוד, ניתוח התקפות reentrancy, oracle ו-flash loan, ושימוש בכלים מודרניים כמו Foundry, Hardhat, Slither, Echidna, Tenderly, IPFS ו-Chainlink.</w:t>
       </w:r>
     </w:p>
     <w:p>
